--- a/Manual_KYRGA_ASMS_Ilustrado.docx
+++ b/Manual_KYRGA_ASMS_Ilustrado.docx
@@ -620,7 +620,7 @@
       <w:r>
         <w:drawing>
           <wp:inline xmlns:a="http://schemas.openxmlformats.org/drawingml/2006/main" xmlns:pic="http://schemas.openxmlformats.org/drawingml/2006/picture">
-            <wp:extent cx="5486400" cy="3857625"/>
+            <wp:extent cx="5577840" cy="3486150"/>
             <wp:docPr id="2" name="Picture 2"/>
             <wp:cNvGraphicFramePr>
               <a:graphicFrameLocks noChangeAspect="1"/>
@@ -629,7 +629,7 @@
               <a:graphicData uri="http://schemas.openxmlformats.org/drawingml/2006/picture">
                 <pic:pic>
                   <pic:nvPicPr>
-                    <pic:cNvPr id="0" name="image1.png"/>
+                    <pic:cNvPr id="0" name="login.png"/>
                     <pic:cNvPicPr/>
                   </pic:nvPicPr>
                   <pic:blipFill>
@@ -641,7 +641,7 @@
                   <pic:spPr>
                     <a:xfrm>
                       <a:off x="0" y="0"/>
-                      <a:ext cx="5486400" cy="3857625"/>
+                      <a:ext cx="5577840" cy="3486150"/>
                     </a:xfrm>
                     <a:prstGeom prst="rect"/>
                   </pic:spPr>
@@ -862,7 +862,7 @@
       <w:r>
         <w:drawing>
           <wp:inline xmlns:a="http://schemas.openxmlformats.org/drawingml/2006/main" xmlns:pic="http://schemas.openxmlformats.org/drawingml/2006/picture">
-            <wp:extent cx="5486400" cy="3857625"/>
+            <wp:extent cx="5577840" cy="3854132"/>
             <wp:docPr id="3" name="Picture 3"/>
             <wp:cNvGraphicFramePr>
               <a:graphicFrameLocks noChangeAspect="1"/>
@@ -871,7 +871,7 @@
               <a:graphicData uri="http://schemas.openxmlformats.org/drawingml/2006/picture">
                 <pic:pic>
                   <pic:nvPicPr>
-                    <pic:cNvPr id="0" name="image2.png"/>
+                    <pic:cNvPr id="0" name="dashboard.png"/>
                     <pic:cNvPicPr/>
                   </pic:nvPicPr>
                   <pic:blipFill>
@@ -883,7 +883,7 @@
                   <pic:spPr>
                     <a:xfrm>
                       <a:off x="0" y="0"/>
-                      <a:ext cx="5486400" cy="3857625"/>
+                      <a:ext cx="5577840" cy="3854132"/>
                     </a:xfrm>
                     <a:prstGeom prst="rect"/>
                   </pic:spPr>
@@ -986,7 +986,7 @@
           <w:i w:val="0"/>
           <w:sz w:val="22"/>
         </w:rPr>
-        <w:t>Existe um botão que permite ligar e desligar a contagem das viaturas financiadas por investidores na margem e no gráfico. Assim, essas viaturas não influenciam a margem quando têm um investidor associado.</w:t>
+        <w:t>O botão «Excluir Investidores» permite ligar e desligar a contagem das viaturas financiadas por investidores na margem e no gráfico. Assim, essas viaturas não influenciam a margem quando têm um investidor associado.</w:t>
       </w:r>
     </w:p>
     <w:p>
@@ -1020,12 +1020,85 @@
     </w:p>
     <w:p>
       <w:pPr>
+        <w:pStyle w:val="Heading2"/>
+        <w:spacing w:before="200" w:after="80"/>
+      </w:pPr>
+      <w:r>
+        <w:rPr>
+          <w:rFonts w:ascii="Aptos" w:hAnsi="Aptos" w:eastAsia="Aptos"/>
+          <w:b/>
+          <w:color w:val="2348E8"/>
+          <w:sz w:val="26"/>
+        </w:rPr>
+        <w:t>Gráfico de Evolução</w:t>
+      </w:r>
+    </w:p>
+    <w:p>
+      <w:pPr>
+        <w:spacing w:after="120"/>
+      </w:pPr>
+      <w:r>
+        <w:rPr>
+          <w:rFonts w:ascii="Aptos" w:hAnsi="Aptos" w:eastAsia="Aptos"/>
+          <w:b w:val="0"/>
+          <w:i w:val="0"/>
+          <w:sz w:val="22"/>
+        </w:rPr>
+        <w:t>Mostra a evolução ao longo do tempo: barras para as viaturas em stock, barras para as vendidas e uma linha com a margem acumulada.</w:t>
+      </w:r>
+    </w:p>
+    <w:p>
+      <w:pPr>
+        <w:pStyle w:val="Heading1"/>
+        <w:spacing w:before="280" w:after="120"/>
+      </w:pPr>
+      <w:r>
+        <w:rPr>
+          <w:rFonts w:ascii="Aptos" w:hAnsi="Aptos" w:eastAsia="Aptos"/>
+          <w:b/>
+          <w:color w:val="2348E8"/>
+          <w:sz w:val="34"/>
+        </w:rPr>
+        <w:t>6. Gestão de Viaturas</w:t>
+      </w:r>
+    </w:p>
+    <w:p>
+      <w:pPr>
+        <w:pStyle w:val="Heading2"/>
+        <w:spacing w:before="200" w:after="80"/>
+      </w:pPr>
+      <w:r>
+        <w:rPr>
+          <w:rFonts w:ascii="Aptos" w:hAnsi="Aptos" w:eastAsia="Aptos"/>
+          <w:b/>
+          <w:color w:val="2348E8"/>
+          <w:sz w:val="26"/>
+        </w:rPr>
+        <w:t>Ver viaturas</w:t>
+      </w:r>
+    </w:p>
+    <w:p>
+      <w:pPr>
+        <w:spacing w:after="120"/>
+      </w:pPr>
+      <w:r>
+        <w:rPr>
+          <w:rFonts w:ascii="Aptos" w:hAnsi="Aptos" w:eastAsia="Aptos"/>
+          <w:b w:val="0"/>
+          <w:i w:val="0"/>
+          <w:sz w:val="22"/>
+        </w:rPr>
+        <w:t>No menu «Viaturas» encontra a lista de todas as viaturas a que tem acesso, organizada em dois separadores: «Stock» e «Viaturas de Investidores». Pode filtrar por estado no canto superior direito.</w:t>
+      </w:r>
+    </w:p>
+    <w:p>
+      <w:pPr>
         <w:jc w:val="center"/>
       </w:pPr>
       <w:r>
         <w:drawing>
           <wp:inline xmlns:a="http://schemas.openxmlformats.org/drawingml/2006/main" xmlns:pic="http://schemas.openxmlformats.org/drawingml/2006/picture">
-            <wp:extent cx="5486400" cy="3857625"/>
+            <wp:extent cx="5577840" cy="3486150"/>
             <wp:docPr id="4" name="Picture 4"/>
             <wp:cNvGraphicFramePr>
               <a:graphicFrameLocks noChangeAspect="1"/>
@@ -1034,7 +1107,7 @@
               <a:graphicData uri="http://schemas.openxmlformats.org/drawingml/2006/picture">
                 <pic:pic>
                   <pic:nvPicPr>
-                    <pic:cNvPr id="0" name="image3.png"/>
+                    <pic:cNvPr id="0" name="vehicles.png"/>
                     <pic:cNvPicPr/>
                   </pic:nvPicPr>
                   <pic:blipFill>
@@ -1046,7 +1119,7 @@
                   <pic:spPr>
                     <a:xfrm>
                       <a:off x="0" y="0"/>
-                      <a:ext cx="5486400" cy="3857625"/>
+                      <a:ext cx="5577840" cy="3486150"/>
                     </a:xfrm>
                     <a:prstGeom prst="rect"/>
                   </pic:spPr>
@@ -1069,7 +1142,7 @@
           <w:color w:val="555555"/>
           <w:sz w:val="18"/>
         </w:rPr>
-        <w:t>Figura 3: Detalhe da composição da Margem Bruta.</w:t>
+        <w:t>Figura 3: Lista de viaturas.</w:t>
       </w:r>
     </w:p>
     <w:p>
@@ -1084,75 +1157,89 @@
           <w:color w:val="2348E8"/>
           <w:sz w:val="26"/>
         </w:rPr>
-        <w:t>Gráfico de Evolução</w:t>
+        <w:t>Registar uma nova viatura</w:t>
       </w:r>
     </w:p>
     <w:p>
       <w:pPr>
-        <w:spacing w:after="120"/>
+        <w:pStyle w:val="ListNumber"/>
       </w:pPr>
       <w:r>
         <w:rPr>
           <w:rFonts w:ascii="Aptos" w:hAnsi="Aptos" w:eastAsia="Aptos"/>
-          <w:b w:val="0"/>
-          <w:i w:val="0"/>
           <w:sz w:val="22"/>
         </w:rPr>
-        <w:t>Mostra a evolução ao longo do tempo: barras para as viaturas em stock, barras para as vendidas e uma linha com a margem acumulada.</w:t>
+        <w:t>Clique no botão «+ Nova Viatura».</w:t>
       </w:r>
     </w:p>
     <w:p>
       <w:pPr>
-        <w:pStyle w:val="Heading1"/>
-        <w:spacing w:before="280" w:after="120"/>
+        <w:pStyle w:val="ListNumber"/>
       </w:pPr>
       <w:r>
         <w:rPr>
           <w:rFonts w:ascii="Aptos" w:hAnsi="Aptos" w:eastAsia="Aptos"/>
-          <w:b/>
-          <w:color w:val="2348E8"/>
-          <w:sz w:val="34"/>
+          <w:sz w:val="22"/>
         </w:rPr>
-        <w:t>6. Gestão de Viaturas</w:t>
+        <w:t>Preencha primeiro a Data (pode usar o botão «Hoje»).</w:t>
       </w:r>
     </w:p>
     <w:p>
       <w:pPr>
-        <w:pStyle w:val="Heading2"/>
-        <w:spacing w:before="200" w:after="80"/>
+        <w:pStyle w:val="ListNumber"/>
       </w:pPr>
       <w:r>
         <w:rPr>
           <w:rFonts w:ascii="Aptos" w:hAnsi="Aptos" w:eastAsia="Aptos"/>
-          <w:b/>
-          <w:color w:val="2348E8"/>
-          <w:sz w:val="26"/>
+          <w:sz w:val="22"/>
         </w:rPr>
-        <w:t>Ver viaturas</w:t>
+        <w:t>Preencha Marca, Modelo, Ano, Matrícula, VIN, Cor, Quilometragem e Combustível.</w:t>
       </w:r>
     </w:p>
     <w:p>
       <w:pPr>
-        <w:spacing w:after="120"/>
+        <w:pStyle w:val="ListNumber"/>
       </w:pPr>
       <w:r>
         <w:rPr>
           <w:rFonts w:ascii="Aptos" w:hAnsi="Aptos" w:eastAsia="Aptos"/>
-          <w:b w:val="0"/>
-          <w:i w:val="0"/>
           <w:sz w:val="22"/>
         </w:rPr>
-        <w:t>No menu «Viaturas» encontra a lista de todas as viaturas a que tem acesso, organizada em dois separadores: «Stock» e «Viaturas de Investidores». Pode filtrar por estado no canto superior direito.</w:t>
+        <w:t>Introduza o Preço de Compra (obrigatório) e, se aplicável, o Preço de Venda.</w:t>
       </w:r>
     </w:p>
     <w:p>
       <w:pPr>
+        <w:pStyle w:val="ListNumber"/>
+      </w:pPr>
+      <w:r>
+        <w:rPr>
+          <w:rFonts w:ascii="Aptos" w:hAnsi="Aptos" w:eastAsia="Aptos"/>
+          <w:sz w:val="22"/>
+        </w:rPr>
+        <w:t>O diretor pode atribuir a viatura a um comercial e associar um investidor.</w:t>
+      </w:r>
+    </w:p>
+    <w:p>
+      <w:pPr>
+        <w:pStyle w:val="ListNumber"/>
+      </w:pPr>
+      <w:r>
+        <w:rPr>
+          <w:rFonts w:ascii="Aptos" w:hAnsi="Aptos" w:eastAsia="Aptos"/>
+          <w:sz w:val="22"/>
+        </w:rPr>
+        <w:t>Clique em «Guardar».</w:t>
+      </w:r>
+    </w:p>
+    <w:p>
+      <w:pPr>
         <w:jc w:val="center"/>
       </w:pPr>
       <w:r>
         <w:drawing>
           <wp:inline xmlns:a="http://schemas.openxmlformats.org/drawingml/2006/main" xmlns:pic="http://schemas.openxmlformats.org/drawingml/2006/picture">
-            <wp:extent cx="5486400" cy="3857625"/>
+            <wp:extent cx="5577840" cy="3900614"/>
             <wp:docPr id="5" name="Picture 5"/>
             <wp:cNvGraphicFramePr>
               <a:graphicFrameLocks noChangeAspect="1"/>
@@ -1161,7 +1248,7 @@
               <a:graphicData uri="http://schemas.openxmlformats.org/drawingml/2006/picture">
                 <pic:pic>
                   <pic:nvPicPr>
-                    <pic:cNvPr id="0" name="image4.png"/>
+                    <pic:cNvPr id="0" name="new_vehicle.png"/>
                     <pic:cNvPicPr/>
                   </pic:nvPicPr>
                   <pic:blipFill>
@@ -1173,7 +1260,7 @@
                   <pic:spPr>
                     <a:xfrm>
                       <a:off x="0" y="0"/>
-                      <a:ext cx="5486400" cy="3857625"/>
+                      <a:ext cx="5577840" cy="3900614"/>
                     </a:xfrm>
                     <a:prstGeom prst="rect"/>
                   </pic:spPr>
@@ -1196,148 +1283,7 @@
           <w:color w:val="555555"/>
           <w:sz w:val="18"/>
         </w:rPr>
-        <w:t>Figura 4: Lista de viaturas.</w:t>
-      </w:r>
-    </w:p>
-    <w:p>
-      <w:pPr>
-        <w:pStyle w:val="Heading2"/>
-        <w:spacing w:before="200" w:after="80"/>
-      </w:pPr>
-      <w:r>
-        <w:rPr>
-          <w:rFonts w:ascii="Aptos" w:hAnsi="Aptos" w:eastAsia="Aptos"/>
-          <w:b/>
-          <w:color w:val="2348E8"/>
-          <w:sz w:val="26"/>
-        </w:rPr>
-        <w:t>Registar uma nova viatura</w:t>
-      </w:r>
-    </w:p>
-    <w:p>
-      <w:pPr>
-        <w:pStyle w:val="ListNumber"/>
-      </w:pPr>
-      <w:r>
-        <w:rPr>
-          <w:rFonts w:ascii="Aptos" w:hAnsi="Aptos" w:eastAsia="Aptos"/>
-          <w:sz w:val="22"/>
-        </w:rPr>
-        <w:t>Clique no botão «+ Nova Viatura».</w:t>
-      </w:r>
-    </w:p>
-    <w:p>
-      <w:pPr>
-        <w:pStyle w:val="ListNumber"/>
-      </w:pPr>
-      <w:r>
-        <w:rPr>
-          <w:rFonts w:ascii="Aptos" w:hAnsi="Aptos" w:eastAsia="Aptos"/>
-          <w:sz w:val="22"/>
-        </w:rPr>
-        <w:t>Preencha primeiro a Data (pode usar o botão «Hoje»).</w:t>
-      </w:r>
-    </w:p>
-    <w:p>
-      <w:pPr>
-        <w:pStyle w:val="ListNumber"/>
-      </w:pPr>
-      <w:r>
-        <w:rPr>
-          <w:rFonts w:ascii="Aptos" w:hAnsi="Aptos" w:eastAsia="Aptos"/>
-          <w:sz w:val="22"/>
-        </w:rPr>
-        <w:t>Preencha Marca, Modelo, Ano, Matrícula, VIN, Cor, Quilometragem e Combustível.</w:t>
-      </w:r>
-    </w:p>
-    <w:p>
-      <w:pPr>
-        <w:pStyle w:val="ListNumber"/>
-      </w:pPr>
-      <w:r>
-        <w:rPr>
-          <w:rFonts w:ascii="Aptos" w:hAnsi="Aptos" w:eastAsia="Aptos"/>
-          <w:sz w:val="22"/>
-        </w:rPr>
-        <w:t>Introduza o Preço de Compra (obrigatório) e, se aplicável, o Preço de Venda.</w:t>
-      </w:r>
-    </w:p>
-    <w:p>
-      <w:pPr>
-        <w:pStyle w:val="ListNumber"/>
-      </w:pPr>
-      <w:r>
-        <w:rPr>
-          <w:rFonts w:ascii="Aptos" w:hAnsi="Aptos" w:eastAsia="Aptos"/>
-          <w:sz w:val="22"/>
-        </w:rPr>
-        <w:t>O diretor pode atribuir a viatura a um comercial e associar um investidor.</w:t>
-      </w:r>
-    </w:p>
-    <w:p>
-      <w:pPr>
-        <w:pStyle w:val="ListNumber"/>
-      </w:pPr>
-      <w:r>
-        <w:rPr>
-          <w:rFonts w:ascii="Aptos" w:hAnsi="Aptos" w:eastAsia="Aptos"/>
-          <w:sz w:val="22"/>
-        </w:rPr>
-        <w:t>Clique em «Guardar».</w:t>
-      </w:r>
-    </w:p>
-    <w:p>
-      <w:pPr>
-        <w:jc w:val="center"/>
-      </w:pPr>
-      <w:r>
-        <w:drawing>
-          <wp:inline xmlns:a="http://schemas.openxmlformats.org/drawingml/2006/main" xmlns:pic="http://schemas.openxmlformats.org/drawingml/2006/picture">
-            <wp:extent cx="5486400" cy="3857625"/>
-            <wp:docPr id="6" name="Picture 6"/>
-            <wp:cNvGraphicFramePr>
-              <a:graphicFrameLocks noChangeAspect="1"/>
-            </wp:cNvGraphicFramePr>
-            <a:graphic>
-              <a:graphicData uri="http://schemas.openxmlformats.org/drawingml/2006/picture">
-                <pic:pic>
-                  <pic:nvPicPr>
-                    <pic:cNvPr id="0" name="image5.png"/>
-                    <pic:cNvPicPr/>
-                  </pic:nvPicPr>
-                  <pic:blipFill>
-                    <a:blip r:embed="rId14"/>
-                    <a:stretch>
-                      <a:fillRect/>
-                    </a:stretch>
-                  </pic:blipFill>
-                  <pic:spPr>
-                    <a:xfrm>
-                      <a:off x="0" y="0"/>
-                      <a:ext cx="5486400" cy="3857625"/>
-                    </a:xfrm>
-                    <a:prstGeom prst="rect"/>
-                  </pic:spPr>
-                </pic:pic>
-              </a:graphicData>
-            </a:graphic>
-          </wp:inline>
-        </w:drawing>
-      </w:r>
-    </w:p>
-    <w:p>
-      <w:pPr>
-        <w:spacing w:after="200"/>
-        <w:jc w:val="center"/>
-      </w:pPr>
-      <w:r>
-        <w:rPr>
-          <w:rFonts w:ascii="Aptos" w:hAnsi="Aptos" w:eastAsia="Aptos"/>
-          <w:i/>
-          <w:color w:val="555555"/>
-          <w:sz w:val="18"/>
-        </w:rPr>
-        <w:t>Figura 5: Formulário de nova viatura (campo Data com botão «Hoje»).</w:t>
+        <w:t>Figura 4: Formulário de nova viatura (campo Data com botão «Hoje»).</w:t>
       </w:r>
     </w:p>
     <w:p>
@@ -1495,8 +1441,8 @@
       <w:r>
         <w:drawing>
           <wp:inline xmlns:a="http://schemas.openxmlformats.org/drawingml/2006/main" xmlns:pic="http://schemas.openxmlformats.org/drawingml/2006/picture">
-            <wp:extent cx="5486400" cy="3857625"/>
-            <wp:docPr id="7" name="Picture 7"/>
+            <wp:extent cx="5577840" cy="3486150"/>
+            <wp:docPr id="6" name="Picture 6"/>
             <wp:cNvGraphicFramePr>
               <a:graphicFrameLocks noChangeAspect="1"/>
             </wp:cNvGraphicFramePr>
@@ -1504,11 +1450,11 @@
               <a:graphicData uri="http://schemas.openxmlformats.org/drawingml/2006/picture">
                 <pic:pic>
                   <pic:nvPicPr>
-                    <pic:cNvPr id="0" name="image6.png"/>
+                    <pic:cNvPr id="0" name="vehicle_history.png"/>
                     <pic:cNvPicPr/>
                   </pic:nvPicPr>
                   <pic:blipFill>
-                    <a:blip r:embed="rId15"/>
+                    <a:blip r:embed="rId14"/>
                     <a:stretch>
                       <a:fillRect/>
                     </a:stretch>
@@ -1516,7 +1462,7 @@
                   <pic:spPr>
                     <a:xfrm>
                       <a:off x="0" y="0"/>
-                      <a:ext cx="5486400" cy="3857625"/>
+                      <a:ext cx="5577840" cy="3486150"/>
                     </a:xfrm>
                     <a:prstGeom prst="rect"/>
                   </pic:spPr>
@@ -1539,7 +1485,7 @@
           <w:color w:val="555555"/>
           <w:sz w:val="18"/>
         </w:rPr>
-        <w:t>Figura 6: Histórico de alterações expandido numa viatura.</w:t>
+        <w:t>Figura 5: Histórico de alterações expandido numa viatura.</w:t>
       </w:r>
     </w:p>
     <w:p>
@@ -1657,7 +1603,182 @@
       <w:r>
         <w:drawing>
           <wp:inline xmlns:a="http://schemas.openxmlformats.org/drawingml/2006/main" xmlns:pic="http://schemas.openxmlformats.org/drawingml/2006/picture">
-            <wp:extent cx="5486400" cy="3857625"/>
+            <wp:extent cx="5577840" cy="3486150"/>
+            <wp:docPr id="7" name="Picture 7"/>
+            <wp:cNvGraphicFramePr>
+              <a:graphicFrameLocks noChangeAspect="1"/>
+            </wp:cNvGraphicFramePr>
+            <a:graphic>
+              <a:graphicData uri="http://schemas.openxmlformats.org/drawingml/2006/picture">
+                <pic:pic>
+                  <pic:nvPicPr>
+                    <pic:cNvPr id="0" name="investors.png"/>
+                    <pic:cNvPicPr/>
+                  </pic:nvPicPr>
+                  <pic:blipFill>
+                    <a:blip r:embed="rId15"/>
+                    <a:stretch>
+                      <a:fillRect/>
+                    </a:stretch>
+                  </pic:blipFill>
+                  <pic:spPr>
+                    <a:xfrm>
+                      <a:off x="0" y="0"/>
+                      <a:ext cx="5577840" cy="3486150"/>
+                    </a:xfrm>
+                    <a:prstGeom prst="rect"/>
+                  </pic:spPr>
+                </pic:pic>
+              </a:graphicData>
+            </a:graphic>
+          </wp:inline>
+        </w:drawing>
+      </w:r>
+    </w:p>
+    <w:p>
+      <w:pPr>
+        <w:spacing w:after="200"/>
+        <w:jc w:val="center"/>
+      </w:pPr>
+      <w:r>
+        <w:rPr>
+          <w:rFonts w:ascii="Aptos" w:hAnsi="Aptos" w:eastAsia="Aptos"/>
+          <w:i/>
+          <w:color w:val="555555"/>
+          <w:sz w:val="18"/>
+        </w:rPr>
+        <w:t>Figura 6: Gestão de investidores.</w:t>
+      </w:r>
+    </w:p>
+    <w:p>
+      <w:pPr>
+        <w:pStyle w:val="Heading2"/>
+        <w:spacing w:before="200" w:after="80"/>
+      </w:pPr>
+      <w:r>
+        <w:rPr>
+          <w:rFonts w:ascii="Aptos" w:hAnsi="Aptos" w:eastAsia="Aptos"/>
+          <w:b/>
+          <w:color w:val="2348E8"/>
+          <w:sz w:val="26"/>
+        </w:rPr>
+        <w:t>Gerir investidores</w:t>
+      </w:r>
+    </w:p>
+    <w:p>
+      <w:pPr>
+        <w:pStyle w:val="ListNumber"/>
+      </w:pPr>
+      <w:r>
+        <w:rPr>
+          <w:rFonts w:ascii="Aptos" w:hAnsi="Aptos" w:eastAsia="Aptos"/>
+          <w:sz w:val="22"/>
+        </w:rPr>
+        <w:t>No «Painel», separador «Investidores», clique em «+ Novo Investidor».</w:t>
+      </w:r>
+    </w:p>
+    <w:p>
+      <w:pPr>
+        <w:pStyle w:val="ListNumber"/>
+      </w:pPr>
+      <w:r>
+        <w:rPr>
+          <w:rFonts w:ascii="Aptos" w:hAnsi="Aptos" w:eastAsia="Aptos"/>
+          <w:sz w:val="22"/>
+        </w:rPr>
+        <w:t>Registe as contribuições de capital (depósitos) de cada investidor.</w:t>
+      </w:r>
+    </w:p>
+    <w:p>
+      <w:pPr>
+        <w:pStyle w:val="ListNumber"/>
+      </w:pPr>
+      <w:r>
+        <w:rPr>
+          <w:rFonts w:ascii="Aptos" w:hAnsi="Aptos" w:eastAsia="Aptos"/>
+          <w:sz w:val="22"/>
+        </w:rPr>
+        <w:t>Associe viaturas a um investidor no registo ou edição da viatura.</w:t>
+      </w:r>
+    </w:p>
+    <w:p>
+      <w:pPr>
+        <w:pStyle w:val="ListNumber"/>
+      </w:pPr>
+      <w:r>
+        <w:rPr>
+          <w:rFonts w:ascii="Aptos" w:hAnsi="Aptos" w:eastAsia="Aptos"/>
+          <w:sz w:val="22"/>
+        </w:rPr>
+        <w:t>Pode convidar o investidor, por email, para aceder ao seu próprio portal.</w:t>
+      </w:r>
+    </w:p>
+    <w:p>
+      <w:pPr>
+        <w:pStyle w:val="Heading1"/>
+        <w:spacing w:before="280" w:after="120"/>
+      </w:pPr>
+      <w:r>
+        <w:rPr>
+          <w:rFonts w:ascii="Aptos" w:hAnsi="Aptos" w:eastAsia="Aptos"/>
+          <w:b/>
+          <w:color w:val="2348E8"/>
+          <w:sz w:val="34"/>
+        </w:rPr>
+        <w:t>9. Relatórios</w:t>
+      </w:r>
+    </w:p>
+    <w:p>
+      <w:pPr>
+        <w:spacing w:after="120"/>
+      </w:pPr>
+      <w:r>
+        <w:rPr>
+          <w:rFonts w:ascii="Aptos" w:hAnsi="Aptos" w:eastAsia="Aptos"/>
+          <w:b w:val="0"/>
+          <w:i w:val="0"/>
+          <w:sz w:val="22"/>
+        </w:rPr>
+        <w:t>(Disponível para Diretores)</w:t>
+      </w:r>
+    </w:p>
+    <w:p>
+      <w:pPr>
+        <w:pStyle w:val="Heading2"/>
+        <w:spacing w:before="200" w:after="80"/>
+      </w:pPr>
+      <w:r>
+        <w:rPr>
+          <w:rFonts w:ascii="Aptos" w:hAnsi="Aptos" w:eastAsia="Aptos"/>
+          <w:b/>
+          <w:color w:val="2348E8"/>
+          <w:sz w:val="26"/>
+        </w:rPr>
+        <w:t>Relatório de Viaturas</w:t>
+      </w:r>
+    </w:p>
+    <w:p>
+      <w:pPr>
+        <w:spacing w:after="120"/>
+      </w:pPr>
+      <w:r>
+        <w:rPr>
+          <w:rFonts w:ascii="Aptos" w:hAnsi="Aptos" w:eastAsia="Aptos"/>
+          <w:b w:val="0"/>
+          <w:i w:val="0"/>
+          <w:sz w:val="22"/>
+        </w:rPr>
+        <w:t>Mostra o desempenho por comercial e o detalhe das vendas, com margens e percentagens.</w:t>
+      </w:r>
+    </w:p>
+    <w:p>
+      <w:pPr>
+        <w:jc w:val="center"/>
+      </w:pPr>
+      <w:r>
+        <w:drawing>
+          <wp:inline xmlns:a="http://schemas.openxmlformats.org/drawingml/2006/main" xmlns:pic="http://schemas.openxmlformats.org/drawingml/2006/picture">
+            <wp:extent cx="5577840" cy="5085906"/>
             <wp:docPr id="8" name="Picture 8"/>
             <wp:cNvGraphicFramePr>
               <a:graphicFrameLocks noChangeAspect="1"/>
@@ -1666,7 +1787,7 @@
               <a:graphicData uri="http://schemas.openxmlformats.org/drawingml/2006/picture">
                 <pic:pic>
                   <pic:nvPicPr>
-                    <pic:cNvPr id="0" name="image7.png"/>
+                    <pic:cNvPr id="0" name="reports.png"/>
                     <pic:cNvPicPr/>
                   </pic:nvPicPr>
                   <pic:blipFill>
@@ -1678,7 +1799,7 @@
                   <pic:spPr>
                     <a:xfrm>
                       <a:off x="0" y="0"/>
-                      <a:ext cx="5486400" cy="3857625"/>
+                      <a:ext cx="5577840" cy="5085906"/>
                     </a:xfrm>
                     <a:prstGeom prst="rect"/>
                   </pic:spPr>
@@ -1701,7 +1822,7 @@
           <w:color w:val="555555"/>
           <w:sz w:val="18"/>
         </w:rPr>
-        <w:t>Figura 7: Gestão de investidores.</w:t>
+        <w:t>Figura 7: Relatório de viaturas.</w:t>
       </w:r>
     </w:p>
     <w:p>
@@ -1716,55 +1837,126 @@
           <w:color w:val="2348E8"/>
           <w:sz w:val="26"/>
         </w:rPr>
-        <w:t>Gerir investidores</w:t>
+        <w:t>Relatório de Investidores</w:t>
       </w:r>
     </w:p>
     <w:p>
       <w:pPr>
-        <w:pStyle w:val="ListNumber"/>
+        <w:spacing w:after="120"/>
+      </w:pPr>
+      <w:r>
+        <w:rPr>
+          <w:rFonts w:ascii="Aptos" w:hAnsi="Aptos" w:eastAsia="Aptos"/>
+          <w:b w:val="0"/>
+          <w:i w:val="0"/>
+          <w:sz w:val="22"/>
+        </w:rPr>
+        <w:t>Mostra a posição financeira de cada investidor: capital, viaturas, custos, vendas e saldo.</w:t>
+      </w:r>
+    </w:p>
+    <w:p>
+      <w:pPr>
+        <w:jc w:val="center"/>
+      </w:pPr>
+      <w:r>
+        <w:drawing>
+          <wp:inline xmlns:a="http://schemas.openxmlformats.org/drawingml/2006/main" xmlns:pic="http://schemas.openxmlformats.org/drawingml/2006/picture">
+            <wp:extent cx="5577840" cy="8909050"/>
+            <wp:docPr id="9" name="Picture 9"/>
+            <wp:cNvGraphicFramePr>
+              <a:graphicFrameLocks noChangeAspect="1"/>
+            </wp:cNvGraphicFramePr>
+            <a:graphic>
+              <a:graphicData uri="http://schemas.openxmlformats.org/drawingml/2006/picture">
+                <pic:pic>
+                  <pic:nvPicPr>
+                    <pic:cNvPr id="0" name="reports_investors.png"/>
+                    <pic:cNvPicPr/>
+                  </pic:nvPicPr>
+                  <pic:blipFill>
+                    <a:blip r:embed="rId17"/>
+                    <a:stretch>
+                      <a:fillRect/>
+                    </a:stretch>
+                  </pic:blipFill>
+                  <pic:spPr>
+                    <a:xfrm>
+                      <a:off x="0" y="0"/>
+                      <a:ext cx="5577840" cy="8909050"/>
+                    </a:xfrm>
+                    <a:prstGeom prst="rect"/>
+                  </pic:spPr>
+                </pic:pic>
+              </a:graphicData>
+            </a:graphic>
+          </wp:inline>
+        </w:drawing>
+      </w:r>
+    </w:p>
+    <w:p>
+      <w:pPr>
+        <w:spacing w:after="200"/>
+        <w:jc w:val="center"/>
+      </w:pPr>
+      <w:r>
+        <w:rPr>
+          <w:rFonts w:ascii="Aptos" w:hAnsi="Aptos" w:eastAsia="Aptos"/>
+          <w:i/>
+          <w:color w:val="555555"/>
+          <w:sz w:val="18"/>
+        </w:rPr>
+        <w:t>Figura 8: Relatório de investidores.</w:t>
+      </w:r>
+    </w:p>
+    <w:p>
+      <w:pPr>
+        <w:pStyle w:val="Heading2"/>
+        <w:spacing w:before="200" w:after="80"/>
+      </w:pPr>
+      <w:r>
+        <w:rPr>
+          <w:rFonts w:ascii="Aptos" w:hAnsi="Aptos" w:eastAsia="Aptos"/>
+          <w:b/>
+          <w:color w:val="2348E8"/>
+          <w:sz w:val="26"/>
+        </w:rPr>
+        <w:t>Funcionalidades comuns</w:t>
+      </w:r>
+    </w:p>
+    <w:p>
+      <w:pPr>
+        <w:pStyle w:val="ListBullet"/>
       </w:pPr>
       <w:r>
         <w:rPr>
           <w:rFonts w:ascii="Aptos" w:hAnsi="Aptos" w:eastAsia="Aptos"/>
           <w:sz w:val="22"/>
         </w:rPr>
-        <w:t>Aceda ao separador «Investidores» e clique em «+ Novo Investidor».</w:t>
+        <w:t>Ordenação: clique no cabeçalho de qualquer coluna para ordenar.</w:t>
       </w:r>
     </w:p>
     <w:p>
       <w:pPr>
-        <w:pStyle w:val="ListNumber"/>
+        <w:pStyle w:val="ListBullet"/>
       </w:pPr>
       <w:r>
         <w:rPr>
           <w:rFonts w:ascii="Aptos" w:hAnsi="Aptos" w:eastAsia="Aptos"/>
           <w:sz w:val="22"/>
         </w:rPr>
-        <w:t>Registe as contribuições de capital (depósitos) de cada investidor.</w:t>
+        <w:t>Filtro por datas: intervalo personalizado ou botões rápidos (último mês, 3 meses, 365 dias).</w:t>
       </w:r>
     </w:p>
     <w:p>
       <w:pPr>
-        <w:pStyle w:val="ListNumber"/>
+        <w:pStyle w:val="ListBullet"/>
       </w:pPr>
       <w:r>
         <w:rPr>
           <w:rFonts w:ascii="Aptos" w:hAnsi="Aptos" w:eastAsia="Aptos"/>
           <w:sz w:val="22"/>
         </w:rPr>
-        <w:t>Associe viaturas a um investidor no registo ou edição da viatura.</w:t>
-      </w:r>
-    </w:p>
-    <w:p>
-      <w:pPr>
-        <w:pStyle w:val="ListNumber"/>
-      </w:pPr>
-      <w:r>
-        <w:rPr>
-          <w:rFonts w:ascii="Aptos" w:hAnsi="Aptos" w:eastAsia="Aptos"/>
-          <w:sz w:val="22"/>
-        </w:rPr>
-        <w:t>Pode convidar o investidor, por email, para aceder ao seu próprio portal.</w:t>
+        <w:t>Botão «Hoje»: preenche o campo de data com a data atual.</w:t>
       </w:r>
     </w:p>
     <w:p>
@@ -1779,7 +1971,96 @@
           <w:color w:val="2348E8"/>
           <w:sz w:val="34"/>
         </w:rPr>
-        <w:t>9. Relatórios</w:t>
+        <w:t>10. Painel</w:t>
+      </w:r>
+    </w:p>
+    <w:p>
+      <w:pPr>
+        <w:spacing w:after="120"/>
+      </w:pPr>
+      <w:r>
+        <w:rPr>
+          <w:rFonts w:ascii="Aptos" w:hAnsi="Aptos" w:eastAsia="Aptos"/>
+          <w:b w:val="0"/>
+          <w:i w:val="0"/>
+          <w:sz w:val="22"/>
+        </w:rPr>
+        <w:t>O menu «Painel» reúne, num único lugar, as definições pessoais e de gestão. Os separadores disponíveis dependem do seu perfil:</w:t>
+      </w:r>
+    </w:p>
+    <w:p>
+      <w:pPr>
+        <w:pStyle w:val="ListBullet"/>
+      </w:pPr>
+      <w:r>
+        <w:rPr>
+          <w:rFonts w:ascii="Aptos" w:hAnsi="Aptos" w:eastAsia="Aptos"/>
+          <w:sz w:val="22"/>
+        </w:rPr>
+        <w:t>Perfil: os seus dados pessoais e a alteração da password (todos os utilizadores).</w:t>
+      </w:r>
+    </w:p>
+    <w:p>
+      <w:pPr>
+        <w:pStyle w:val="ListBullet"/>
+      </w:pPr>
+      <w:r>
+        <w:rPr>
+          <w:rFonts w:ascii="Aptos" w:hAnsi="Aptos" w:eastAsia="Aptos"/>
+          <w:sz w:val="22"/>
+        </w:rPr>
+        <w:t>Utilizadores: gestão da equipa (diretor).</w:t>
+      </w:r>
+    </w:p>
+    <w:p>
+      <w:pPr>
+        <w:pStyle w:val="ListBullet"/>
+      </w:pPr>
+      <w:r>
+        <w:rPr>
+          <w:rFonts w:ascii="Aptos" w:hAnsi="Aptos" w:eastAsia="Aptos"/>
+          <w:sz w:val="22"/>
+        </w:rPr>
+        <w:t>Investidores: gestão dos investidores (diretor).</w:t>
+      </w:r>
+    </w:p>
+    <w:p>
+      <w:pPr>
+        <w:pStyle w:val="ListBullet"/>
+      </w:pPr>
+      <w:r>
+        <w:rPr>
+          <w:rFonts w:ascii="Aptos" w:hAnsi="Aptos" w:eastAsia="Aptos"/>
+          <w:sz w:val="22"/>
+        </w:rPr>
+        <w:t>Empresa: nome, logótipo e palete de cores (diretor).</w:t>
+      </w:r>
+    </w:p>
+    <w:p>
+      <w:pPr>
+        <w:pStyle w:val="ListBullet"/>
+      </w:pPr>
+      <w:r>
+        <w:rPr>
+          <w:rFonts w:ascii="Aptos" w:hAnsi="Aptos" w:eastAsia="Aptos"/>
+          <w:sz w:val="22"/>
+        </w:rPr>
+        <w:t>Registo: registo de auditoria com possibilidade de anular movimentos (diretor).</w:t>
+      </w:r>
+    </w:p>
+    <w:p>
+      <w:pPr>
+        <w:pStyle w:val="Heading2"/>
+        <w:spacing w:before="200" w:after="80"/>
+      </w:pPr>
+      <w:r>
+        <w:rPr>
+          <w:rFonts w:ascii="Aptos" w:hAnsi="Aptos" w:eastAsia="Aptos"/>
+          <w:b/>
+          <w:color w:val="2348E8"/>
+          <w:sz w:val="26"/>
+        </w:rPr>
+        <w:t>Gestão de Utilizadores</w:t>
       </w:r>
     </w:p>
     <w:p>
@@ -1798,42 +2079,13 @@
     </w:p>
     <w:p>
       <w:pPr>
-        <w:pStyle w:val="Heading2"/>
-        <w:spacing w:before="200" w:after="80"/>
-      </w:pPr>
-      <w:r>
-        <w:rPr>
-          <w:rFonts w:ascii="Aptos" w:hAnsi="Aptos" w:eastAsia="Aptos"/>
-          <w:b/>
-          <w:color w:val="2348E8"/>
-          <w:sz w:val="26"/>
-        </w:rPr>
-        <w:t>Relatório de Viaturas</w:t>
-      </w:r>
-    </w:p>
-    <w:p>
-      <w:pPr>
-        <w:spacing w:after="120"/>
-      </w:pPr>
-      <w:r>
-        <w:rPr>
-          <w:rFonts w:ascii="Aptos" w:hAnsi="Aptos" w:eastAsia="Aptos"/>
-          <w:b w:val="0"/>
-          <w:i w:val="0"/>
-          <w:sz w:val="22"/>
-        </w:rPr>
-        <w:t>Mostra o desempenho por comercial e o detalhe das vendas, com margens e percentagens.</w:t>
-      </w:r>
-    </w:p>
-    <w:p>
-      <w:pPr>
         <w:jc w:val="center"/>
       </w:pPr>
       <w:r>
         <w:drawing>
           <wp:inline xmlns:a="http://schemas.openxmlformats.org/drawingml/2006/main" xmlns:pic="http://schemas.openxmlformats.org/drawingml/2006/picture">
-            <wp:extent cx="5486400" cy="3857625"/>
-            <wp:docPr id="9" name="Picture 9"/>
+            <wp:extent cx="5577840" cy="3486150"/>
+            <wp:docPr id="10" name="Picture 10"/>
             <wp:cNvGraphicFramePr>
               <a:graphicFrameLocks noChangeAspect="1"/>
             </wp:cNvGraphicFramePr>
@@ -1841,11 +2093,11 @@
               <a:graphicData uri="http://schemas.openxmlformats.org/drawingml/2006/picture">
                 <pic:pic>
                   <pic:nvPicPr>
-                    <pic:cNvPr id="0" name="image8.png"/>
+                    <pic:cNvPr id="0" name="users.png"/>
                     <pic:cNvPicPr/>
                   </pic:nvPicPr>
                   <pic:blipFill>
-                    <a:blip r:embed="rId17"/>
+                    <a:blip r:embed="rId18"/>
                     <a:stretch>
                       <a:fillRect/>
                     </a:stretch>
@@ -1853,7 +2105,7 @@
                   <pic:spPr>
                     <a:xfrm>
                       <a:off x="0" y="0"/>
-                      <a:ext cx="5486400" cy="3857625"/>
+                      <a:ext cx="5577840" cy="3486150"/>
                     </a:xfrm>
                     <a:prstGeom prst="rect"/>
                   </pic:spPr>
@@ -1876,7 +2128,7 @@
           <w:color w:val="555555"/>
           <w:sz w:val="18"/>
         </w:rPr>
-        <w:t>Figura 8: Relatório de viaturas.</w:t>
+        <w:t>Figura 9: Gestão de utilizadores.</w:t>
       </w:r>
     </w:p>
     <w:p>
@@ -1891,7 +2143,82 @@
           <w:color w:val="2348E8"/>
           <w:sz w:val="26"/>
         </w:rPr>
-        <w:t>Relatório de Investidores</w:t>
+        <w:t>Criar um utilizador</w:t>
+      </w:r>
+    </w:p>
+    <w:p>
+      <w:pPr>
+        <w:pStyle w:val="ListNumber"/>
+      </w:pPr>
+      <w:r>
+        <w:rPr>
+          <w:rFonts w:ascii="Aptos" w:hAnsi="Aptos" w:eastAsia="Aptos"/>
+          <w:sz w:val="22"/>
+        </w:rPr>
+        <w:t>No separador «Utilizadores», indique o email da pessoa e o papel pretendido.</w:t>
+      </w:r>
+    </w:p>
+    <w:p>
+      <w:pPr>
+        <w:pStyle w:val="ListNumber"/>
+      </w:pPr>
+      <w:r>
+        <w:rPr>
+          <w:rFonts w:ascii="Aptos" w:hAnsi="Aptos" w:eastAsia="Aptos"/>
+          <w:sz w:val="22"/>
+        </w:rPr>
+        <w:t>É gerada uma ligação de convite para enviar à pessoa, que a usa para se registar.</w:t>
+      </w:r>
+    </w:p>
+    <w:p>
+      <w:pPr>
+        <w:pStyle w:val="Heading2"/>
+        <w:spacing w:before="200" w:after="80"/>
+      </w:pPr>
+      <w:r>
+        <w:rPr>
+          <w:rFonts w:ascii="Aptos" w:hAnsi="Aptos" w:eastAsia="Aptos"/>
+          <w:b/>
+          <w:color w:val="2348E8"/>
+          <w:sz w:val="26"/>
+        </w:rPr>
+        <w:t>Editar, suspender ou apagar</w:t>
+      </w:r>
+    </w:p>
+    <w:p>
+      <w:pPr>
+        <w:pStyle w:val="ListBullet"/>
+      </w:pPr>
+      <w:r>
+        <w:rPr>
+          <w:rFonts w:ascii="Aptos" w:hAnsi="Aptos" w:eastAsia="Aptos"/>
+          <w:sz w:val="22"/>
+        </w:rPr>
+        <w:t>Editar: alterar nome, email, telefone e definir nova password.</w:t>
+      </w:r>
+    </w:p>
+    <w:p>
+      <w:pPr>
+        <w:pStyle w:val="ListBullet"/>
+      </w:pPr>
+      <w:r>
+        <w:rPr>
+          <w:rFonts w:ascii="Aptos" w:hAnsi="Aptos" w:eastAsia="Aptos"/>
+          <w:sz w:val="22"/>
+        </w:rPr>
+        <w:t>Suspender: bloqueia o acesso (reversível com «Reativar»).</w:t>
+      </w:r>
+    </w:p>
+    <w:p>
+      <w:pPr>
+        <w:pStyle w:val="ListBullet"/>
+      </w:pPr>
+      <w:r>
+        <w:rPr>
+          <w:rFonts w:ascii="Aptos" w:hAnsi="Aptos" w:eastAsia="Aptos"/>
+          <w:sz w:val="22"/>
+        </w:rPr>
+        <w:t>Apagar: elimina permanentemente a conta (irreversível).</w:t>
       </w:r>
     </w:p>
     <w:p>
@@ -1905,18 +2232,47 @@
           <w:i w:val="0"/>
           <w:sz w:val="22"/>
         </w:rPr>
-        <w:t>Mostra a posição financeira de cada investidor: capital, viaturas, custos, vendas e saldo.</w:t>
+        <w:t>O diretor gere os comerciais e investidores da sua equipa. Os comerciais e investidores apenas se vêem a si próprios e podem alterar a sua password.</w:t>
       </w:r>
     </w:p>
     <w:p>
       <w:pPr>
+        <w:pStyle w:val="Heading2"/>
+        <w:spacing w:before="200" w:after="80"/>
+      </w:pPr>
+      <w:r>
+        <w:rPr>
+          <w:rFonts w:ascii="Aptos" w:hAnsi="Aptos" w:eastAsia="Aptos"/>
+          <w:b/>
+          <w:color w:val="2348E8"/>
+          <w:sz w:val="26"/>
+        </w:rPr>
+        <w:t>O Meu Perfil</w:t>
+      </w:r>
+    </w:p>
+    <w:p>
+      <w:pPr>
+        <w:spacing w:after="120"/>
+      </w:pPr>
+      <w:r>
+        <w:rPr>
+          <w:rFonts w:ascii="Aptos" w:hAnsi="Aptos" w:eastAsia="Aptos"/>
+          <w:b w:val="0"/>
+          <w:i w:val="0"/>
+          <w:sz w:val="22"/>
+        </w:rPr>
+        <w:t>No separador «Perfil», todos os utilizadores podem consultar os seus dados, atualizar email e telefone e alterar a password.</w:t>
+      </w:r>
+    </w:p>
+    <w:p>
+      <w:pPr>
         <w:jc w:val="center"/>
       </w:pPr>
       <w:r>
         <w:drawing>
           <wp:inline xmlns:a="http://schemas.openxmlformats.org/drawingml/2006/main" xmlns:pic="http://schemas.openxmlformats.org/drawingml/2006/picture">
-            <wp:extent cx="5486400" cy="3857625"/>
-            <wp:docPr id="10" name="Picture 10"/>
+            <wp:extent cx="5577840" cy="3656584"/>
+            <wp:docPr id="11" name="Picture 11"/>
             <wp:cNvGraphicFramePr>
               <a:graphicFrameLocks noChangeAspect="1"/>
             </wp:cNvGraphicFramePr>
@@ -1924,11 +2280,11 @@
               <a:graphicData uri="http://schemas.openxmlformats.org/drawingml/2006/picture">
                 <pic:pic>
                   <pic:nvPicPr>
-                    <pic:cNvPr id="0" name="image9.png"/>
+                    <pic:cNvPr id="0" name="perfil.png"/>
                     <pic:cNvPicPr/>
                   </pic:nvPicPr>
                   <pic:blipFill>
-                    <a:blip r:embed="rId18"/>
+                    <a:blip r:embed="rId19"/>
                     <a:stretch>
                       <a:fillRect/>
                     </a:stretch>
@@ -1936,7 +2292,7 @@
                   <pic:spPr>
                     <a:xfrm>
                       <a:off x="0" y="0"/>
-                      <a:ext cx="5486400" cy="3857625"/>
+                      <a:ext cx="5577840" cy="3656584"/>
                     </a:xfrm>
                     <a:prstGeom prst="rect"/>
                   </pic:spPr>
@@ -1959,58 +2315,7 @@
           <w:color w:val="555555"/>
           <w:sz w:val="18"/>
         </w:rPr>
-        <w:t>Figura 9: Relatório de investidores.</w:t>
-      </w:r>
-    </w:p>
-    <w:p>
-      <w:pPr>
-        <w:pStyle w:val="Heading2"/>
-        <w:spacing w:before="200" w:after="80"/>
-      </w:pPr>
-      <w:r>
-        <w:rPr>
-          <w:rFonts w:ascii="Aptos" w:hAnsi="Aptos" w:eastAsia="Aptos"/>
-          <w:b/>
-          <w:color w:val="2348E8"/>
-          <w:sz w:val="26"/>
-        </w:rPr>
-        <w:t>Funcionalidades comuns</w:t>
-      </w:r>
-    </w:p>
-    <w:p>
-      <w:pPr>
-        <w:pStyle w:val="ListBullet"/>
-      </w:pPr>
-      <w:r>
-        <w:rPr>
-          <w:rFonts w:ascii="Aptos" w:hAnsi="Aptos" w:eastAsia="Aptos"/>
-          <w:sz w:val="22"/>
-        </w:rPr>
-        <w:t>Ordenação: clique no cabeçalho de qualquer coluna para ordenar.</w:t>
-      </w:r>
-    </w:p>
-    <w:p>
-      <w:pPr>
-        <w:pStyle w:val="ListBullet"/>
-      </w:pPr>
-      <w:r>
-        <w:rPr>
-          <w:rFonts w:ascii="Aptos" w:hAnsi="Aptos" w:eastAsia="Aptos"/>
-          <w:sz w:val="22"/>
-        </w:rPr>
-        <w:t>Filtro por datas: intervalo personalizado ou botões rápidos (último mês, 3 meses, 365 dias).</w:t>
-      </w:r>
-    </w:p>
-    <w:p>
-      <w:pPr>
-        <w:pStyle w:val="ListBullet"/>
-      </w:pPr>
-      <w:r>
-        <w:rPr>
-          <w:rFonts w:ascii="Aptos" w:hAnsi="Aptos" w:eastAsia="Aptos"/>
-          <w:sz w:val="22"/>
-        </w:rPr>
-        <w:t>Botão «Hoje»: preenche o campo de data com a data atual.</w:t>
+        <w:t>Figura 10: Página de perfil pessoal.</w:t>
       </w:r>
     </w:p>
     <w:p>
@@ -2025,96 +2330,7 @@
           <w:color w:val="2348E8"/>
           <w:sz w:val="34"/>
         </w:rPr>
-        <w:t>10. Painel</w:t>
-      </w:r>
-    </w:p>
-    <w:p>
-      <w:pPr>
-        <w:spacing w:after="120"/>
-      </w:pPr>
-      <w:r>
-        <w:rPr>
-          <w:rFonts w:ascii="Aptos" w:hAnsi="Aptos" w:eastAsia="Aptos"/>
-          <w:b w:val="0"/>
-          <w:i w:val="0"/>
-          <w:sz w:val="22"/>
-        </w:rPr>
-        <w:t>O menu «Painel» reúne, num único lugar, as definições pessoais e de gestão. Os separadores disponíveis dependem do seu perfil:</w:t>
-      </w:r>
-    </w:p>
-    <w:p>
-      <w:pPr>
-        <w:pStyle w:val="ListBullet"/>
-      </w:pPr>
-      <w:r>
-        <w:rPr>
-          <w:rFonts w:ascii="Aptos" w:hAnsi="Aptos" w:eastAsia="Aptos"/>
-          <w:sz w:val="22"/>
-        </w:rPr>
-        <w:t>Perfil: os seus dados pessoais e a alteração da password (todos os utilizadores).</w:t>
-      </w:r>
-    </w:p>
-    <w:p>
-      <w:pPr>
-        <w:pStyle w:val="ListBullet"/>
-      </w:pPr>
-      <w:r>
-        <w:rPr>
-          <w:rFonts w:ascii="Aptos" w:hAnsi="Aptos" w:eastAsia="Aptos"/>
-          <w:sz w:val="22"/>
-        </w:rPr>
-        <w:t>Utilizadores: gestão da equipa (diretor).</w:t>
-      </w:r>
-    </w:p>
-    <w:p>
-      <w:pPr>
-        <w:pStyle w:val="ListBullet"/>
-      </w:pPr>
-      <w:r>
-        <w:rPr>
-          <w:rFonts w:ascii="Aptos" w:hAnsi="Aptos" w:eastAsia="Aptos"/>
-          <w:sz w:val="22"/>
-        </w:rPr>
-        <w:t>Investidores: gestão dos investidores (diretor).</w:t>
-      </w:r>
-    </w:p>
-    <w:p>
-      <w:pPr>
-        <w:pStyle w:val="ListBullet"/>
-      </w:pPr>
-      <w:r>
-        <w:rPr>
-          <w:rFonts w:ascii="Aptos" w:hAnsi="Aptos" w:eastAsia="Aptos"/>
-          <w:sz w:val="22"/>
-        </w:rPr>
-        <w:t>Empresa: nome, logótipo e palete de cores (diretor).</w:t>
-      </w:r>
-    </w:p>
-    <w:p>
-      <w:pPr>
-        <w:pStyle w:val="ListBullet"/>
-      </w:pPr>
-      <w:r>
-        <w:rPr>
-          <w:rFonts w:ascii="Aptos" w:hAnsi="Aptos" w:eastAsia="Aptos"/>
-          <w:sz w:val="22"/>
-        </w:rPr>
-        <w:t>Registo: registo de auditoria com possibilidade de anular movimentos (diretor).</w:t>
-      </w:r>
-    </w:p>
-    <w:p>
-      <w:pPr>
-        <w:pStyle w:val="Heading2"/>
-        <w:spacing w:before="200" w:after="80"/>
-      </w:pPr>
-      <w:r>
-        <w:rPr>
-          <w:rFonts w:ascii="Aptos" w:hAnsi="Aptos" w:eastAsia="Aptos"/>
-          <w:b/>
-          <w:color w:val="2348E8"/>
-          <w:sz w:val="26"/>
-        </w:rPr>
-        <w:t>Gestão de Utilizadores</w:t>
+        <w:t>11. Personalizar a Empresa (nome, logótipo e cores)</w:t>
       </w:r>
     </w:p>
     <w:p>
@@ -2133,13 +2349,27 @@
     </w:p>
     <w:p>
       <w:pPr>
+        <w:spacing w:after="120"/>
+      </w:pPr>
+      <w:r>
+        <w:rPr>
+          <w:rFonts w:ascii="Aptos" w:hAnsi="Aptos" w:eastAsia="Aptos"/>
+          <w:b w:val="0"/>
+          <w:i w:val="0"/>
+          <w:sz w:val="22"/>
+        </w:rPr>
+        <w:t>No «Painel», separador «Empresa», o diretor define a identidade da sua empresa. Estas definições aplicam-se a toda a aplicação (menu, ecrã de início de sessão e convites).</w:t>
+      </w:r>
+    </w:p>
+    <w:p>
+      <w:pPr>
         <w:jc w:val="center"/>
       </w:pPr>
       <w:r>
         <w:drawing>
           <wp:inline xmlns:a="http://schemas.openxmlformats.org/drawingml/2006/main" xmlns:pic="http://schemas.openxmlformats.org/drawingml/2006/picture">
-            <wp:extent cx="5486400" cy="3857625"/>
-            <wp:docPr id="11" name="Picture 11"/>
+            <wp:extent cx="5577840" cy="3509391"/>
+            <wp:docPr id="12" name="Picture 12"/>
             <wp:cNvGraphicFramePr>
               <a:graphicFrameLocks noChangeAspect="1"/>
             </wp:cNvGraphicFramePr>
@@ -2147,11 +2377,11 @@
               <a:graphicData uri="http://schemas.openxmlformats.org/drawingml/2006/picture">
                 <pic:pic>
                   <pic:nvPicPr>
-                    <pic:cNvPr id="0" name="image10.png"/>
+                    <pic:cNvPr id="0" name="empresa.png"/>
                     <pic:cNvPicPr/>
                   </pic:nvPicPr>
                   <pic:blipFill>
-                    <a:blip r:embed="rId19"/>
+                    <a:blip r:embed="rId20"/>
                     <a:stretch>
                       <a:fillRect/>
                     </a:stretch>
@@ -2159,7 +2389,7 @@
                   <pic:spPr>
                     <a:xfrm>
                       <a:off x="0" y="0"/>
-                      <a:ext cx="5486400" cy="3857625"/>
+                      <a:ext cx="5577840" cy="3509391"/>
                     </a:xfrm>
                     <a:prstGeom prst="rect"/>
                   </pic:spPr>
@@ -2182,7 +2412,7 @@
           <w:color w:val="555555"/>
           <w:sz w:val="18"/>
         </w:rPr>
-        <w:t>Figura 10: Gestão de utilizadores.</w:t>
+        <w:t>Figura 11: Personalização da empresa: nome, logótipo e palete de cores.</w:t>
       </w:r>
     </w:p>
     <w:p>
@@ -2197,31 +2427,21 @@
           <w:color w:val="2348E8"/>
           <w:sz w:val="26"/>
         </w:rPr>
-        <w:t>Criar um utilizador</w:t>
+        <w:t>Nome e logótipo</w:t>
       </w:r>
     </w:p>
     <w:p>
       <w:pPr>
-        <w:pStyle w:val="ListNumber"/>
+        <w:spacing w:after="120"/>
       </w:pPr>
       <w:r>
         <w:rPr>
           <w:rFonts w:ascii="Aptos" w:hAnsi="Aptos" w:eastAsia="Aptos"/>
+          <w:b w:val="0"/>
+          <w:i w:val="0"/>
           <w:sz w:val="22"/>
         </w:rPr>
-        <w:t>No separador «Utilizadores», indique o email da pessoa e o papel pretendido.</w:t>
-      </w:r>
-    </w:p>
-    <w:p>
-      <w:pPr>
-        <w:pStyle w:val="ListNumber"/>
-      </w:pPr>
-      <w:r>
-        <w:rPr>
-          <w:rFonts w:ascii="Aptos" w:hAnsi="Aptos" w:eastAsia="Aptos"/>
-          <w:sz w:val="22"/>
-        </w:rPr>
-        <w:t>É gerada uma ligação de convite para enviar à pessoa, que a usa para se registar.</w:t>
+        <w:t>Quando uma empresa é criada, o nome e o logótipo ficam por definir. No primeiro acesso, o diretor introduz o nome e carrega o logótipo (ficheiro de imagem até 1 MB). A partir desse momento, a identidade passa a aparecer em toda a aplicação.</w:t>
       </w:r>
     </w:p>
     <w:p>
@@ -2236,43 +2456,7 @@
           <w:color w:val="2348E8"/>
           <w:sz w:val="26"/>
         </w:rPr>
-        <w:t>Editar, suspender ou apagar</w:t>
-      </w:r>
-    </w:p>
-    <w:p>
-      <w:pPr>
-        <w:pStyle w:val="ListBullet"/>
-      </w:pPr>
-      <w:r>
-        <w:rPr>
-          <w:rFonts w:ascii="Aptos" w:hAnsi="Aptos" w:eastAsia="Aptos"/>
-          <w:sz w:val="22"/>
-        </w:rPr>
-        <w:t>Editar: alterar nome, email, telefone e definir nova password.</w:t>
-      </w:r>
-    </w:p>
-    <w:p>
-      <w:pPr>
-        <w:pStyle w:val="ListBullet"/>
-      </w:pPr>
-      <w:r>
-        <w:rPr>
-          <w:rFonts w:ascii="Aptos" w:hAnsi="Aptos" w:eastAsia="Aptos"/>
-          <w:sz w:val="22"/>
-        </w:rPr>
-        <w:t>Suspender: bloqueia o acesso (reversível com «Reativar»).</w:t>
-      </w:r>
-    </w:p>
-    <w:p>
-      <w:pPr>
-        <w:pStyle w:val="ListBullet"/>
-      </w:pPr>
-      <w:r>
-        <w:rPr>
-          <w:rFonts w:ascii="Aptos" w:hAnsi="Aptos" w:eastAsia="Aptos"/>
-          <w:sz w:val="22"/>
-        </w:rPr>
-        <w:t>Apagar: elimina permanentemente a conta (irreversível).</w:t>
+        <w:t>Palete de cores</w:t>
       </w:r>
     </w:p>
     <w:p>
@@ -2286,7 +2470,7 @@
           <w:i w:val="0"/>
           <w:sz w:val="22"/>
         </w:rPr>
-        <w:t>O diretor gere os comerciais e investidores da sua equipa. Os comerciais e investidores apenas se vêem a si próprios e podem alterar a sua password.</w:t>
+        <w:t>É possível escolher a palete de cores da aplicação, entre as seguintes opções: Ouro (tons dourados sobre fundo escuro), Azuis e branco, Arco-íris (base escura com destaque colorido) e Pretos, cinzentos e brancos. Ao selecionar uma palete, a aplicação mostra logo uma pré-visualização; as cores só ficam definitivas depois de «Guardar».</w:t>
       </w:r>
     </w:p>
     <w:p>
@@ -2301,7 +2485,7 @@
           <w:color w:val="2348E8"/>
           <w:sz w:val="26"/>
         </w:rPr>
-        <w:t>O Meu Perfil</w:t>
+        <w:t>Dados de demonstração</w:t>
       </w:r>
     </w:p>
     <w:p>
@@ -2315,18 +2499,61 @@
           <w:i w:val="0"/>
           <w:sz w:val="22"/>
         </w:rPr>
-        <w:t>No separador «Perfil», todos os utilizadores podem consultar os seus dados, atualizar email e telefone e alterar a password.</w:t>
+        <w:t>Para experimentar todos os menus, o diretor pode carregar um conjunto de dados de exemplo (investidores, comerciais e viaturas) na sua empresa. Esta ação só pode ser feita uma vez e os dados ficam isolados na sua empresa.</w:t>
       </w:r>
     </w:p>
     <w:p>
       <w:pPr>
+        <w:pStyle w:val="Heading1"/>
+        <w:spacing w:before="280" w:after="120"/>
+      </w:pPr>
+      <w:r>
+        <w:rPr>
+          <w:rFonts w:ascii="Aptos" w:hAnsi="Aptos" w:eastAsia="Aptos"/>
+          <w:b/>
+          <w:color w:val="2348E8"/>
+          <w:sz w:val="34"/>
+        </w:rPr>
+        <w:t>12. Registo de Auditoria</w:t>
+      </w:r>
+    </w:p>
+    <w:p>
+      <w:pPr>
+        <w:spacing w:after="120"/>
+      </w:pPr>
+      <w:r>
+        <w:rPr>
+          <w:rFonts w:ascii="Aptos" w:hAnsi="Aptos" w:eastAsia="Aptos"/>
+          <w:b w:val="0"/>
+          <w:i w:val="0"/>
+          <w:sz w:val="22"/>
+        </w:rPr>
+        <w:t>(Disponível para Diretores)</w:t>
+      </w:r>
+    </w:p>
+    <w:p>
+      <w:pPr>
+        <w:spacing w:after="120"/>
+      </w:pPr>
+      <w:r>
+        <w:rPr>
+          <w:rFonts w:ascii="Aptos" w:hAnsi="Aptos" w:eastAsia="Aptos"/>
+          <w:b w:val="0"/>
+          <w:i w:val="0"/>
+          <w:sz w:val="22"/>
+        </w:rPr>
+        <w:t>No «Painel», separador «Registo», encontra a lista de todas as inserções, alterações e eliminações realizadas na sua empresa, com indicação de quem fez a operação e quando.</w:t>
+      </w:r>
+    </w:p>
+    <w:p>
+      <w:pPr>
         <w:jc w:val="center"/>
       </w:pPr>
       <w:r>
         <w:drawing>
           <wp:inline xmlns:a="http://schemas.openxmlformats.org/drawingml/2006/main" xmlns:pic="http://schemas.openxmlformats.org/drawingml/2006/picture">
-            <wp:extent cx="5486400" cy="3857625"/>
-            <wp:docPr id="12" name="Picture 12"/>
+            <wp:extent cx="5577840" cy="8343519"/>
+            <wp:docPr id="13" name="Picture 13"/>
             <wp:cNvGraphicFramePr>
               <a:graphicFrameLocks noChangeAspect="1"/>
             </wp:cNvGraphicFramePr>
@@ -2334,11 +2561,11 @@
               <a:graphicData uri="http://schemas.openxmlformats.org/drawingml/2006/picture">
                 <pic:pic>
                   <pic:nvPicPr>
-                    <pic:cNvPr id="0" name="image11.png"/>
+                    <pic:cNvPr id="0" name="logs.png"/>
                     <pic:cNvPicPr/>
                   </pic:nvPicPr>
                   <pic:blipFill>
-                    <a:blip r:embed="rId20"/>
+                    <a:blip r:embed="rId21"/>
                     <a:stretch>
                       <a:fillRect/>
                     </a:stretch>
@@ -2346,7 +2573,7 @@
                   <pic:spPr>
                     <a:xfrm>
                       <a:off x="0" y="0"/>
-                      <a:ext cx="5486400" cy="3857625"/>
+                      <a:ext cx="5577840" cy="8343519"/>
                     </a:xfrm>
                     <a:prstGeom prst="rect"/>
                   </pic:spPr>
@@ -2369,305 +2596,7 @@
           <w:color w:val="555555"/>
           <w:sz w:val="18"/>
         </w:rPr>
-        <w:t>Figura 11: Página de perfil pessoal.</w:t>
-      </w:r>
-    </w:p>
-    <w:p>
-      <w:pPr>
-        <w:pStyle w:val="Heading2"/>
-        <w:spacing w:before="200" w:after="80"/>
-      </w:pPr>
-      <w:r>
-        <w:rPr>
-          <w:rFonts w:ascii="Aptos" w:hAnsi="Aptos" w:eastAsia="Aptos"/>
-          <w:b/>
-          <w:color w:val="2348E8"/>
-          <w:sz w:val="26"/>
-        </w:rPr>
-        <w:t>Alterar a password</w:t>
-      </w:r>
-    </w:p>
-    <w:p>
-      <w:pPr>
-        <w:pStyle w:val="ListNumber"/>
-      </w:pPr>
-      <w:r>
-        <w:rPr>
-          <w:rFonts w:ascii="Aptos" w:hAnsi="Aptos" w:eastAsia="Aptos"/>
-          <w:sz w:val="22"/>
-        </w:rPr>
-        <w:t>Aceda ao «Painel» e ao separador «Perfil».</w:t>
-      </w:r>
-    </w:p>
-    <w:p>
-      <w:pPr>
-        <w:pStyle w:val="ListNumber"/>
-      </w:pPr>
-      <w:r>
-        <w:rPr>
-          <w:rFonts w:ascii="Aptos" w:hAnsi="Aptos" w:eastAsia="Aptos"/>
-          <w:sz w:val="22"/>
-        </w:rPr>
-        <w:t>Introduza a password atual.</w:t>
-      </w:r>
-    </w:p>
-    <w:p>
-      <w:pPr>
-        <w:pStyle w:val="ListNumber"/>
-      </w:pPr>
-      <w:r>
-        <w:rPr>
-          <w:rFonts w:ascii="Aptos" w:hAnsi="Aptos" w:eastAsia="Aptos"/>
-          <w:sz w:val="22"/>
-        </w:rPr>
-        <w:t>Introduza a nova password (mínimo 6 caracteres) e confirme-a.</w:t>
-      </w:r>
-    </w:p>
-    <w:p>
-      <w:pPr>
-        <w:pStyle w:val="ListNumber"/>
-      </w:pPr>
-      <w:r>
-        <w:rPr>
-          <w:rFonts w:ascii="Aptos" w:hAnsi="Aptos" w:eastAsia="Aptos"/>
-          <w:sz w:val="22"/>
-        </w:rPr>
-        <w:t>Clique em «Guardar Alterações».</w:t>
-      </w:r>
-    </w:p>
-    <w:p>
-      <w:pPr>
-        <w:pStyle w:val="Heading1"/>
-        <w:spacing w:before="280" w:after="120"/>
-      </w:pPr>
-      <w:r>
-        <w:rPr>
-          <w:rFonts w:ascii="Aptos" w:hAnsi="Aptos" w:eastAsia="Aptos"/>
-          <w:b/>
-          <w:color w:val="2348E8"/>
-          <w:sz w:val="34"/>
-        </w:rPr>
-        <w:t>11. Personalizar a Empresa (nome, logótipo e cores)</w:t>
-      </w:r>
-    </w:p>
-    <w:p>
-      <w:pPr>
-        <w:spacing w:after="120"/>
-      </w:pPr>
-      <w:r>
-        <w:rPr>
-          <w:rFonts w:ascii="Aptos" w:hAnsi="Aptos" w:eastAsia="Aptos"/>
-          <w:b w:val="0"/>
-          <w:i w:val="0"/>
-          <w:sz w:val="22"/>
-        </w:rPr>
-        <w:t>(Disponível para Diretores)</w:t>
-      </w:r>
-    </w:p>
-    <w:p>
-      <w:pPr>
-        <w:spacing w:after="120"/>
-      </w:pPr>
-      <w:r>
-        <w:rPr>
-          <w:rFonts w:ascii="Aptos" w:hAnsi="Aptos" w:eastAsia="Aptos"/>
-          <w:b w:val="0"/>
-          <w:i w:val="0"/>
-          <w:sz w:val="22"/>
-        </w:rPr>
-        <w:t>No «Painel», separador «Empresa», o diretor define a identidade da sua empresa. Estas definições aplicam-se a toda a aplicação (menu, ecrã de início de sessão e convites).</w:t>
-      </w:r>
-    </w:p>
-    <w:p>
-      <w:pPr>
-        <w:pStyle w:val="Heading2"/>
-        <w:spacing w:before="200" w:after="80"/>
-      </w:pPr>
-      <w:r>
-        <w:rPr>
-          <w:rFonts w:ascii="Aptos" w:hAnsi="Aptos" w:eastAsia="Aptos"/>
-          <w:b/>
-          <w:color w:val="2348E8"/>
-          <w:sz w:val="26"/>
-        </w:rPr>
-        <w:t>Nome e logótipo</w:t>
-      </w:r>
-    </w:p>
-    <w:p>
-      <w:pPr>
-        <w:spacing w:after="120"/>
-      </w:pPr>
-      <w:r>
-        <w:rPr>
-          <w:rFonts w:ascii="Aptos" w:hAnsi="Aptos" w:eastAsia="Aptos"/>
-          <w:b w:val="0"/>
-          <w:i w:val="0"/>
-          <w:sz w:val="22"/>
-        </w:rPr>
-        <w:t>Quando uma empresa é criada, o nome e o logótipo ficam por definir. No primeiro acesso, o diretor introduz o nome e carrega o logótipo (ficheiro de imagem até 1 MB). A partir desse momento, a identidade passa a aparecer em toda a aplicação.</w:t>
-      </w:r>
-    </w:p>
-    <w:p>
-      <w:pPr>
-        <w:pStyle w:val="Heading2"/>
-        <w:spacing w:before="200" w:after="80"/>
-      </w:pPr>
-      <w:r>
-        <w:rPr>
-          <w:rFonts w:ascii="Aptos" w:hAnsi="Aptos" w:eastAsia="Aptos"/>
-          <w:b/>
-          <w:color w:val="2348E8"/>
-          <w:sz w:val="26"/>
-        </w:rPr>
-        <w:t>Palete de cores</w:t>
-      </w:r>
-    </w:p>
-    <w:p>
-      <w:pPr>
-        <w:spacing w:after="120"/>
-      </w:pPr>
-      <w:r>
-        <w:rPr>
-          <w:rFonts w:ascii="Aptos" w:hAnsi="Aptos" w:eastAsia="Aptos"/>
-          <w:b w:val="0"/>
-          <w:i w:val="0"/>
-          <w:sz w:val="22"/>
-        </w:rPr>
-        <w:t>É possível escolher a palete de cores da aplicação, entre as seguintes opções:</w:t>
-      </w:r>
-    </w:p>
-    <w:p>
-      <w:pPr>
-        <w:pStyle w:val="ListBullet"/>
-      </w:pPr>
-      <w:r>
-        <w:rPr>
-          <w:rFonts w:ascii="Aptos" w:hAnsi="Aptos" w:eastAsia="Aptos"/>
-          <w:sz w:val="22"/>
-        </w:rPr>
-        <w:t>Ouro: a palete original, em tons dourados sobre fundo escuro.</w:t>
-      </w:r>
-    </w:p>
-    <w:p>
-      <w:pPr>
-        <w:pStyle w:val="ListBullet"/>
-      </w:pPr>
-      <w:r>
-        <w:rPr>
-          <w:rFonts w:ascii="Aptos" w:hAnsi="Aptos" w:eastAsia="Aptos"/>
-          <w:sz w:val="22"/>
-        </w:rPr>
-        <w:t>Azuis e branco.</w:t>
-      </w:r>
-    </w:p>
-    <w:p>
-      <w:pPr>
-        <w:pStyle w:val="ListBullet"/>
-      </w:pPr>
-      <w:r>
-        <w:rPr>
-          <w:rFonts w:ascii="Aptos" w:hAnsi="Aptos" w:eastAsia="Aptos"/>
-          <w:sz w:val="22"/>
-        </w:rPr>
-        <w:t>Arco-íris: base escura com destaque colorido.</w:t>
-      </w:r>
-    </w:p>
-    <w:p>
-      <w:pPr>
-        <w:pStyle w:val="ListBullet"/>
-      </w:pPr>
-      <w:r>
-        <w:rPr>
-          <w:rFonts w:ascii="Aptos" w:hAnsi="Aptos" w:eastAsia="Aptos"/>
-          <w:sz w:val="22"/>
-        </w:rPr>
-        <w:t>Pretos, cinzentos e brancos.</w:t>
-      </w:r>
-    </w:p>
-    <w:p>
-      <w:pPr>
-        <w:spacing w:after="120"/>
-      </w:pPr>
-      <w:r>
-        <w:rPr>
-          <w:rFonts w:ascii="Aptos" w:hAnsi="Aptos" w:eastAsia="Aptos"/>
-          <w:b w:val="0"/>
-          <w:i w:val="0"/>
-          <w:sz w:val="22"/>
-        </w:rPr>
-        <w:t>Ao selecionar uma palete, a aplicação mostra logo uma pré-visualização. As cores só ficam definitivas depois de «Guardar» e passam a ser aplicadas em todas as páginas.</w:t>
-      </w:r>
-    </w:p>
-    <w:p>
-      <w:pPr>
-        <w:pStyle w:val="Heading2"/>
-        <w:spacing w:before="200" w:after="80"/>
-      </w:pPr>
-      <w:r>
-        <w:rPr>
-          <w:rFonts w:ascii="Aptos" w:hAnsi="Aptos" w:eastAsia="Aptos"/>
-          <w:b/>
-          <w:color w:val="2348E8"/>
-          <w:sz w:val="26"/>
-        </w:rPr>
-        <w:t>Dados de demonstração</w:t>
-      </w:r>
-    </w:p>
-    <w:p>
-      <w:pPr>
-        <w:spacing w:after="120"/>
-      </w:pPr>
-      <w:r>
-        <w:rPr>
-          <w:rFonts w:ascii="Aptos" w:hAnsi="Aptos" w:eastAsia="Aptos"/>
-          <w:b w:val="0"/>
-          <w:i w:val="0"/>
-          <w:sz w:val="22"/>
-        </w:rPr>
-        <w:t>Para experimentar todos os menus, o diretor pode carregar um conjunto de dados de exemplo (investidores, comerciais e viaturas) na sua empresa. Esta ação só pode ser feita uma vez e os dados ficam isolados na sua empresa.</w:t>
-      </w:r>
-    </w:p>
-    <w:p>
-      <w:pPr>
-        <w:pStyle w:val="Heading1"/>
-        <w:spacing w:before="280" w:after="120"/>
-      </w:pPr>
-      <w:r>
-        <w:rPr>
-          <w:rFonts w:ascii="Aptos" w:hAnsi="Aptos" w:eastAsia="Aptos"/>
-          <w:b/>
-          <w:color w:val="2348E8"/>
-          <w:sz w:val="34"/>
-        </w:rPr>
-        <w:t>12. Registo de Auditoria</w:t>
-      </w:r>
-    </w:p>
-    <w:p>
-      <w:pPr>
-        <w:spacing w:after="120"/>
-      </w:pPr>
-      <w:r>
-        <w:rPr>
-          <w:rFonts w:ascii="Aptos" w:hAnsi="Aptos" w:eastAsia="Aptos"/>
-          <w:b w:val="0"/>
-          <w:i w:val="0"/>
-          <w:sz w:val="22"/>
-        </w:rPr>
-        <w:t>(Disponível para Diretores)</w:t>
-      </w:r>
-    </w:p>
-    <w:p>
-      <w:pPr>
-        <w:spacing w:after="120"/>
-      </w:pPr>
-      <w:r>
-        <w:rPr>
-          <w:rFonts w:ascii="Aptos" w:hAnsi="Aptos" w:eastAsia="Aptos"/>
-          <w:b w:val="0"/>
-          <w:i w:val="0"/>
-          <w:sz w:val="22"/>
-        </w:rPr>
-        <w:t>No «Painel», separador «Registo», encontra a lista de todas as inserções, alterações e eliminações realizadas na sua empresa, com indicação de quem fez a operação e quando.</w:t>
+        <w:t>Figura 12: Registo de auditoria da empresa.</w:t>
       </w:r>
     </w:p>
     <w:p>
@@ -2726,6 +2655,60 @@
           <w:sz w:val="22"/>
         </w:rPr>
         <w:t>O menu «Simulador» permite estimar os custos de importação de uma viatura para Portugal.</w:t>
+      </w:r>
+    </w:p>
+    <w:p>
+      <w:pPr>
+        <w:jc w:val="center"/>
+      </w:pPr>
+      <w:r>
+        <w:drawing>
+          <wp:inline xmlns:a="http://schemas.openxmlformats.org/drawingml/2006/main" xmlns:pic="http://schemas.openxmlformats.org/drawingml/2006/picture">
+            <wp:extent cx="5577840" cy="5899340"/>
+            <wp:docPr id="14" name="Picture 14"/>
+            <wp:cNvGraphicFramePr>
+              <a:graphicFrameLocks noChangeAspect="1"/>
+            </wp:cNvGraphicFramePr>
+            <a:graphic>
+              <a:graphicData uri="http://schemas.openxmlformats.org/drawingml/2006/picture">
+                <pic:pic>
+                  <pic:nvPicPr>
+                    <pic:cNvPr id="0" name="simulador.png"/>
+                    <pic:cNvPicPr/>
+                  </pic:nvPicPr>
+                  <pic:blipFill>
+                    <a:blip r:embed="rId22"/>
+                    <a:stretch>
+                      <a:fillRect/>
+                    </a:stretch>
+                  </pic:blipFill>
+                  <pic:spPr>
+                    <a:xfrm>
+                      <a:off x="0" y="0"/>
+                      <a:ext cx="5577840" cy="5899340"/>
+                    </a:xfrm>
+                    <a:prstGeom prst="rect"/>
+                  </pic:spPr>
+                </pic:pic>
+              </a:graphicData>
+            </a:graphic>
+          </wp:inline>
+        </w:drawing>
+      </w:r>
+    </w:p>
+    <w:p>
+      <w:pPr>
+        <w:spacing w:after="200"/>
+        <w:jc w:val="center"/>
+      </w:pPr>
+      <w:r>
+        <w:rPr>
+          <w:rFonts w:ascii="Aptos" w:hAnsi="Aptos" w:eastAsia="Aptos"/>
+          <w:i/>
+          <w:color w:val="555555"/>
+          <w:sz w:val="18"/>
+        </w:rPr>
+        <w:t>Figura 13: Simulador de custos de importação.</w:t>
       </w:r>
     </w:p>
     <w:p>

--- a/Manual_KYRGA_ASMS_Ilustrado.docx
+++ b/Manual_KYRGA_ASMS_Ilustrado.docx
@@ -11,7 +11,7 @@
       <w:r>
         <w:drawing>
           <wp:inline xmlns:a="http://schemas.openxmlformats.org/drawingml/2006/main" xmlns:pic="http://schemas.openxmlformats.org/drawingml/2006/picture">
-            <wp:extent cx="4754880" cy="1320800"/>
+            <wp:extent cx="4206240" cy="1356953"/>
             <wp:docPr id="1" name="Picture 1"/>
             <wp:cNvGraphicFramePr>
               <a:graphicFrameLocks noChangeAspect="1"/>
@@ -20,7 +20,7 @@
               <a:graphicData uri="http://schemas.openxmlformats.org/drawingml/2006/picture">
                 <pic:pic>
                   <pic:nvPicPr>
-                    <pic:cNvPr id="0" name="logo-kyrga.png"/>
+                    <pic:cNvPr id="0" name="logo-real.png"/>
                     <pic:cNvPicPr/>
                   </pic:nvPicPr>
                   <pic:blipFill>
@@ -32,7 +32,7 @@
                   <pic:spPr>
                     <a:xfrm>
                       <a:off x="0" y="0"/>
-                      <a:ext cx="4754880" cy="1320800"/>
+                      <a:ext cx="4206240" cy="1356953"/>
                     </a:xfrm>
                     <a:prstGeom prst="rect"/>
                   </pic:spPr>
